--- a/ТЗ.docx
+++ b/ТЗ.docx
@@ -1306,7 +1306,6 @@
         </w:numPr>
         <w:rPr>
           <w:rFonts w:ascii="Times New Roman" w:hAnsi="Times New Roman" w:cs="Times New Roman"/>
-          <w:lang w:val="en-US"/>
         </w:rPr>
       </w:pPr>
       <w:proofErr w:type="spellStart"/>
@@ -1315,36 +1314,9 @@
           <w:rFonts w:ascii="Times New Roman" w:hAnsi="Times New Roman" w:cs="Times New Roman"/>
           <w:lang w:val="en-US"/>
         </w:rPr>
-        <w:t>RejectForm</w:t>
+        <w:t>ModerationForm</w:t>
       </w:r>
       <w:proofErr w:type="spellEnd"/>
-    </w:p>
-    <w:p>
-      <w:pPr>
-        <w:pStyle w:val="a7"/>
-        <w:numPr>
-          <w:ilvl w:val="0"/>
-          <w:numId w:val="20"/>
-        </w:numPr>
-        <w:rPr>
-          <w:rFonts w:ascii="Times New Roman" w:hAnsi="Times New Roman" w:cs="Times New Roman"/>
-        </w:rPr>
-      </w:pPr>
-      <w:proofErr w:type="spellStart"/>
-      <w:r>
-        <w:rPr>
-          <w:rFonts w:ascii="Times New Roman" w:hAnsi="Times New Roman" w:cs="Times New Roman"/>
-        </w:rPr>
-        <w:t>CategoryForm</w:t>
-      </w:r>
-      <w:proofErr w:type="spellEnd"/>
-    </w:p>
-    <w:p>
-      <w:pPr>
-        <w:rPr>
-          <w:rFonts w:ascii="Times New Roman" w:hAnsi="Times New Roman" w:cs="Times New Roman"/>
-        </w:rPr>
-      </w:pPr>
     </w:p>
     <w:p>
       <w:pPr>
@@ -1456,7 +1428,6 @@
         <w:rPr>
           <w:rFonts w:ascii="Times New Roman" w:hAnsi="Times New Roman" w:cs="Times New Roman"/>
         </w:rPr>
-        <w:lastRenderedPageBreak/>
         <w:t xml:space="preserve"> 9. Интерфейс</w:t>
       </w:r>
     </w:p>
@@ -1475,6 +1446,7 @@
         <w:rPr>
           <w:rFonts w:ascii="Times New Roman" w:hAnsi="Times New Roman" w:cs="Times New Roman"/>
         </w:rPr>
+        <w:lastRenderedPageBreak/>
         <w:t>Фоновое изображение с затемнением</w:t>
       </w:r>
     </w:p>
@@ -2023,7 +1995,7 @@
   <w:abstractNum w:abstractNumId="3" w15:restartNumberingAfterBreak="0">
     <w:nsid w:val="0E267833"/>
     <w:multiLevelType w:val="hybridMultilevel"/>
-    <w:tmpl w:val="436024EC"/>
+    <w:tmpl w:val="911A224A"/>
     <w:lvl w:ilvl="0" w:tplc="04190001">
       <w:start w:val="1"/>
       <w:numFmt w:val="bullet"/>
